--- a/tillsyn/A 199-2026 tillsynsbegäran.docx
+++ b/tillsyn/A 199-2026 tillsynsbegäran.docx
@@ -284,7 +284,7 @@
     <w:r>
       <w:tab/>
       <w:tab/>
-      <w:t>2026-01-07</w:t>
+      <w:t>2026-01-08</w:t>
       <w:br/>
       <w:br/>
     </w:r>

--- a/tillsyn/A 199-2026 tillsynsbegäran.docx
+++ b/tillsyn/A 199-2026 tillsynsbegäran.docx
@@ -284,7 +284,7 @@
     <w:r>
       <w:tab/>
       <w:tab/>
-      <w:t>2026-01-08</w:t>
+      <w:t>2026-01-09</w:t>
       <w:br/>
       <w:br/>
     </w:r>

--- a/tillsyn/A 199-2026 tillsynsbegäran.docx
+++ b/tillsyn/A 199-2026 tillsynsbegäran.docx
@@ -284,7 +284,7 @@
     <w:r>
       <w:tab/>
       <w:tab/>
-      <w:t>2026-01-09</w:t>
+      <w:t>2026-01-10</w:t>
       <w:br/>
       <w:br/>
     </w:r>

--- a/tillsyn/A 199-2026 tillsynsbegäran.docx
+++ b/tillsyn/A 199-2026 tillsynsbegäran.docx
@@ -284,7 +284,7 @@
     <w:r>
       <w:tab/>
       <w:tab/>
-      <w:t>2026-01-10</w:t>
+      <w:t>2026-01-11</w:t>
       <w:br/>
       <w:br/>
     </w:r>

--- a/tillsyn/A 199-2026 tillsynsbegäran.docx
+++ b/tillsyn/A 199-2026 tillsynsbegäran.docx
@@ -284,7 +284,7 @@
     <w:r>
       <w:tab/>
       <w:tab/>
-      <w:t>2026-01-11</w:t>
+      <w:t>2026-01-12</w:t>
       <w:br/>
       <w:br/>
     </w:r>

--- a/tillsyn/A 199-2026 tillsynsbegäran.docx
+++ b/tillsyn/A 199-2026 tillsynsbegäran.docx
@@ -284,7 +284,7 @@
     <w:r>
       <w:tab/>
       <w:tab/>
-      <w:t>2026-01-12</w:t>
+      <w:t>2026-01-13</w:t>
       <w:br/>
       <w:br/>
     </w:r>

--- a/tillsyn/A 199-2026 tillsynsbegäran.docx
+++ b/tillsyn/A 199-2026 tillsynsbegäran.docx
@@ -284,7 +284,7 @@
     <w:r>
       <w:tab/>
       <w:tab/>
-      <w:t>2026-01-13</w:t>
+      <w:t>2026-01-14</w:t>
       <w:br/>
       <w:br/>
     </w:r>

--- a/tillsyn/A 199-2026 tillsynsbegäran.docx
+++ b/tillsyn/A 199-2026 tillsynsbegäran.docx
@@ -284,7 +284,7 @@
     <w:r>
       <w:tab/>
       <w:tab/>
-      <w:t>2026-01-14</w:t>
+      <w:t>2026-01-15</w:t>
       <w:br/>
       <w:br/>
     </w:r>

--- a/tillsyn/A 199-2026 tillsynsbegäran.docx
+++ b/tillsyn/A 199-2026 tillsynsbegäran.docx
@@ -284,7 +284,7 @@
     <w:r>
       <w:tab/>
       <w:tab/>
-      <w:t>2026-01-15</w:t>
+      <w:t>2026-01-16</w:t>
       <w:br/>
       <w:br/>
     </w:r>

--- a/tillsyn/A 199-2026 tillsynsbegäran.docx
+++ b/tillsyn/A 199-2026 tillsynsbegäran.docx
@@ -284,7 +284,7 @@
     <w:r>
       <w:tab/>
       <w:tab/>
-      <w:t>2026-01-16</w:t>
+      <w:t>2026-01-17</w:t>
       <w:br/>
       <w:br/>
     </w:r>

--- a/tillsyn/A 199-2026 tillsynsbegäran.docx
+++ b/tillsyn/A 199-2026 tillsynsbegäran.docx
@@ -284,7 +284,7 @@
     <w:r>
       <w:tab/>
       <w:tab/>
-      <w:t>2026-01-17</w:t>
+      <w:t>2026-01-18</w:t>
       <w:br/>
       <w:br/>
     </w:r>

--- a/tillsyn/A 199-2026 tillsynsbegäran.docx
+++ b/tillsyn/A 199-2026 tillsynsbegäran.docx
@@ -284,7 +284,7 @@
     <w:r>
       <w:tab/>
       <w:tab/>
-      <w:t>2026-01-18</w:t>
+      <w:t>2026-01-19</w:t>
       <w:br/>
       <w:br/>
     </w:r>

--- a/tillsyn/A 199-2026 tillsynsbegäran.docx
+++ b/tillsyn/A 199-2026 tillsynsbegäran.docx
@@ -284,7 +284,7 @@
     <w:r>
       <w:tab/>
       <w:tab/>
-      <w:t>2026-01-19</w:t>
+      <w:t>2026-01-20</w:t>
       <w:br/>
       <w:br/>
     </w:r>

--- a/tillsyn/A 199-2026 tillsynsbegäran.docx
+++ b/tillsyn/A 199-2026 tillsynsbegäran.docx
@@ -284,7 +284,7 @@
     <w:r>
       <w:tab/>
       <w:tab/>
-      <w:t>2026-01-20</w:t>
+      <w:t>2026-01-21</w:t>
       <w:br/>
       <w:br/>
     </w:r>

--- a/tillsyn/A 199-2026 tillsynsbegäran.docx
+++ b/tillsyn/A 199-2026 tillsynsbegäran.docx
@@ -284,7 +284,7 @@
     <w:r>
       <w:tab/>
       <w:tab/>
-      <w:t>2026-01-21</w:t>
+      <w:t>2026-01-23</w:t>
       <w:br/>
       <w:br/>
     </w:r>

--- a/tillsyn/A 199-2026 tillsynsbegäran.docx
+++ b/tillsyn/A 199-2026 tillsynsbegäran.docx
@@ -284,7 +284,7 @@
     <w:r>
       <w:tab/>
       <w:tab/>
-      <w:t>2026-01-23</w:t>
+      <w:t>2026-01-24</w:t>
       <w:br/>
       <w:br/>
     </w:r>

--- a/tillsyn/A 199-2026 tillsynsbegäran.docx
+++ b/tillsyn/A 199-2026 tillsynsbegäran.docx
@@ -284,7 +284,7 @@
     <w:r>
       <w:tab/>
       <w:tab/>
-      <w:t>2026-01-24</w:t>
+      <w:t>2026-01-25</w:t>
       <w:br/>
       <w:br/>
     </w:r>

--- a/tillsyn/A 199-2026 tillsynsbegäran.docx
+++ b/tillsyn/A 199-2026 tillsynsbegäran.docx
@@ -284,7 +284,7 @@
     <w:r>
       <w:tab/>
       <w:tab/>
-      <w:t>2026-01-25</w:t>
+      <w:t>2026-01-26</w:t>
       <w:br/>
       <w:br/>
     </w:r>

--- a/tillsyn/A 199-2026 tillsynsbegäran.docx
+++ b/tillsyn/A 199-2026 tillsynsbegäran.docx
@@ -284,7 +284,7 @@
     <w:r>
       <w:tab/>
       <w:tab/>
-      <w:t>2026-01-26</w:t>
+      <w:t>2026-01-27</w:t>
       <w:br/>
       <w:br/>
     </w:r>

--- a/tillsyn/A 199-2026 tillsynsbegäran.docx
+++ b/tillsyn/A 199-2026 tillsynsbegäran.docx
@@ -284,7 +284,7 @@
     <w:r>
       <w:tab/>
       <w:tab/>
-      <w:t>2026-01-27</w:t>
+      <w:t>2026-01-28</w:t>
       <w:br/>
       <w:br/>
     </w:r>

--- a/tillsyn/A 199-2026 tillsynsbegäran.docx
+++ b/tillsyn/A 199-2026 tillsynsbegäran.docx
@@ -302,7 +302,7 @@
     <w:r>
       <w:tab/>
       <w:tab/>
-      <w:t>2026-02-28</w:t>
+      <w:t>2026-03-01</w:t>
       <w:br/>
       <w:br/>
     </w:r>

--- a/tillsyn/A 199-2026 tillsynsbegäran.docx
+++ b/tillsyn/A 199-2026 tillsynsbegäran.docx
@@ -302,7 +302,7 @@
     <w:r>
       <w:tab/>
       <w:tab/>
-      <w:t>2026-03-01</w:t>
+      <w:t>2026-03-02</w:t>
       <w:br/>
       <w:br/>
     </w:r>

--- a/tillsyn/A 199-2026 tillsynsbegäran.docx
+++ b/tillsyn/A 199-2026 tillsynsbegäran.docx
@@ -302,7 +302,7 @@
     <w:r>
       <w:tab/>
       <w:tab/>
-      <w:t>2026-03-02</w:t>
+      <w:t>2026-03-03</w:t>
       <w:br/>
       <w:br/>
     </w:r>

--- a/tillsyn/A 199-2026 tillsynsbegäran.docx
+++ b/tillsyn/A 199-2026 tillsynsbegäran.docx
@@ -302,7 +302,7 @@
     <w:r>
       <w:tab/>
       <w:tab/>
-      <w:t>2026-03-03</w:t>
+      <w:t>2026-03-04</w:t>
       <w:br/>
       <w:br/>
     </w:r>

--- a/tillsyn/A 199-2026 tillsynsbegäran.docx
+++ b/tillsyn/A 199-2026 tillsynsbegäran.docx
@@ -302,7 +302,7 @@
     <w:r>
       <w:tab/>
       <w:tab/>
-      <w:t>2026-03-04</w:t>
+      <w:t>2026-03-05</w:t>
       <w:br/>
       <w:br/>
     </w:r>

--- a/tillsyn/A 199-2026 tillsynsbegäran.docx
+++ b/tillsyn/A 199-2026 tillsynsbegäran.docx
@@ -302,7 +302,7 @@
     <w:r>
       <w:tab/>
       <w:tab/>
-      <w:t>2026-03-05</w:t>
+      <w:t>2026-03-06</w:t>
       <w:br/>
       <w:br/>
     </w:r>

--- a/tillsyn/A 199-2026 tillsynsbegäran.docx
+++ b/tillsyn/A 199-2026 tillsynsbegäran.docx
@@ -302,7 +302,7 @@
     <w:r>
       <w:tab/>
       <w:tab/>
-      <w:t>2026-03-06</w:t>
+      <w:t>2026-03-07</w:t>
       <w:br/>
       <w:br/>
     </w:r>

--- a/tillsyn/A 199-2026 tillsynsbegäran.docx
+++ b/tillsyn/A 199-2026 tillsynsbegäran.docx
@@ -302,7 +302,7 @@
     <w:r>
       <w:tab/>
       <w:tab/>
-      <w:t>2026-03-07</w:t>
+      <w:t>2026-03-08</w:t>
       <w:br/>
       <w:br/>
     </w:r>

--- a/tillsyn/A 199-2026 tillsynsbegäran.docx
+++ b/tillsyn/A 199-2026 tillsynsbegäran.docx
@@ -302,7 +302,7 @@
     <w:r>
       <w:tab/>
       <w:tab/>
-      <w:t>2026-03-08</w:t>
+      <w:t>2026-03-09</w:t>
       <w:br/>
       <w:br/>
     </w:r>

--- a/tillsyn/A 199-2026 tillsynsbegäran.docx
+++ b/tillsyn/A 199-2026 tillsynsbegäran.docx
@@ -302,7 +302,7 @@
     <w:r>
       <w:tab/>
       <w:tab/>
-      <w:t>2026-03-09</w:t>
+      <w:t>2026-03-10</w:t>
       <w:br/>
       <w:br/>
     </w:r>

--- a/tillsyn/A 199-2026 tillsynsbegäran.docx
+++ b/tillsyn/A 199-2026 tillsynsbegäran.docx
@@ -302,7 +302,7 @@
     <w:r>
       <w:tab/>
       <w:tab/>
-      <w:t>2026-03-10</w:t>
+      <w:t>2026-03-11</w:t>
       <w:br/>
       <w:br/>
     </w:r>

--- a/tillsyn/A 199-2026 tillsynsbegäran.docx
+++ b/tillsyn/A 199-2026 tillsynsbegäran.docx
@@ -302,7 +302,7 @@
     <w:r>
       <w:tab/>
       <w:tab/>
-      <w:t>2026-03-11</w:t>
+      <w:t>2026-03-12</w:t>
       <w:br/>
       <w:br/>
     </w:r>

--- a/tillsyn/A 199-2026 tillsynsbegäran.docx
+++ b/tillsyn/A 199-2026 tillsynsbegäran.docx
@@ -302,7 +302,7 @@
     <w:r>
       <w:tab/>
       <w:tab/>
-      <w:t>2026-03-12</w:t>
+      <w:t>2026-03-13</w:t>
       <w:br/>
       <w:br/>
     </w:r>

--- a/tillsyn/A 199-2026 tillsynsbegäran.docx
+++ b/tillsyn/A 199-2026 tillsynsbegäran.docx
@@ -302,7 +302,7 @@
     <w:r>
       <w:tab/>
       <w:tab/>
-      <w:t>2026-03-13</w:t>
+      <w:t>2026-03-16</w:t>
       <w:br/>
       <w:br/>
     </w:r>

--- a/tillsyn/A 199-2026 tillsynsbegäran.docx
+++ b/tillsyn/A 199-2026 tillsynsbegäran.docx
@@ -302,7 +302,7 @@
     <w:r>
       <w:tab/>
       <w:tab/>
-      <w:t>2026-03-16</w:t>
+      <w:t>2026-03-17</w:t>
       <w:br/>
       <w:br/>
     </w:r>

--- a/tillsyn/A 199-2026 tillsynsbegäran.docx
+++ b/tillsyn/A 199-2026 tillsynsbegäran.docx
@@ -302,7 +302,7 @@
     <w:r>
       <w:tab/>
       <w:tab/>
-      <w:t>2026-03-17</w:t>
+      <w:t>2026-03-18</w:t>
       <w:br/>
       <w:br/>
     </w:r>

--- a/tillsyn/A 199-2026 tillsynsbegäran.docx
+++ b/tillsyn/A 199-2026 tillsynsbegäran.docx
@@ -302,7 +302,7 @@
     <w:r>
       <w:tab/>
       <w:tab/>
-      <w:t>2026-03-18</w:t>
+      <w:t>2026-03-19</w:t>
       <w:br/>
       <w:br/>
     </w:r>

--- a/tillsyn/A 199-2026 tillsynsbegäran.docx
+++ b/tillsyn/A 199-2026 tillsynsbegäran.docx
@@ -302,7 +302,7 @@
     <w:r>
       <w:tab/>
       <w:tab/>
-      <w:t>2026-03-19</w:t>
+      <w:t>2026-03-20</w:t>
       <w:br/>
       <w:br/>
     </w:r>

--- a/tillsyn/A 199-2026 tillsynsbegäran.docx
+++ b/tillsyn/A 199-2026 tillsynsbegäran.docx
@@ -302,7 +302,7 @@
     <w:r>
       <w:tab/>
       <w:tab/>
-      <w:t>2026-03-20</w:t>
+      <w:t>2026-03-21</w:t>
       <w:br/>
       <w:br/>
     </w:r>

--- a/tillsyn/A 199-2026 tillsynsbegäran.docx
+++ b/tillsyn/A 199-2026 tillsynsbegäran.docx
@@ -302,7 +302,7 @@
     <w:r>
       <w:tab/>
       <w:tab/>
-      <w:t>2026-03-21</w:t>
+      <w:t>2026-03-22</w:t>
       <w:br/>
       <w:br/>
     </w:r>

--- a/tillsyn/A 199-2026 tillsynsbegäran.docx
+++ b/tillsyn/A 199-2026 tillsynsbegäran.docx
@@ -302,7 +302,7 @@
     <w:r>
       <w:tab/>
       <w:tab/>
-      <w:t>2026-03-22</w:t>
+      <w:t>2026-03-23</w:t>
       <w:br/>
       <w:br/>
     </w:r>

--- a/tillsyn/A 199-2026 tillsynsbegäran.docx
+++ b/tillsyn/A 199-2026 tillsynsbegäran.docx
@@ -302,7 +302,7 @@
     <w:r>
       <w:tab/>
       <w:tab/>
-      <w:t>2026-03-23</w:t>
+      <w:t>2026-03-24</w:t>
       <w:br/>
       <w:br/>
     </w:r>

--- a/tillsyn/A 199-2026 tillsynsbegäran.docx
+++ b/tillsyn/A 199-2026 tillsynsbegäran.docx
@@ -302,7 +302,7 @@
     <w:r>
       <w:tab/>
       <w:tab/>
-      <w:t>2026-03-24</w:t>
+      <w:t>2026-03-25</w:t>
       <w:br/>
       <w:br/>
     </w:r>

--- a/tillsyn/A 199-2026 tillsynsbegäran.docx
+++ b/tillsyn/A 199-2026 tillsynsbegäran.docx
@@ -302,7 +302,7 @@
     <w:r>
       <w:tab/>
       <w:tab/>
-      <w:t>2026-03-25</w:t>
+      <w:t>2026-03-26</w:t>
       <w:br/>
       <w:br/>
     </w:r>

--- a/tillsyn/A 199-2026 tillsynsbegäran.docx
+++ b/tillsyn/A 199-2026 tillsynsbegäran.docx
@@ -302,7 +302,7 @@
     <w:r>
       <w:tab/>
       <w:tab/>
-      <w:t>2026-03-26</w:t>
+      <w:t>2026-03-27</w:t>
       <w:br/>
       <w:br/>
     </w:r>

--- a/tillsyn/A 199-2026 tillsynsbegäran.docx
+++ b/tillsyn/A 199-2026 tillsynsbegäran.docx
@@ -302,7 +302,7 @@
     <w:r>
       <w:tab/>
       <w:tab/>
-      <w:t>2026-03-27</w:t>
+      <w:t>2026-03-28</w:t>
       <w:br/>
       <w:br/>
     </w:r>

--- a/tillsyn/A 199-2026 tillsynsbegäran.docx
+++ b/tillsyn/A 199-2026 tillsynsbegäran.docx
@@ -302,7 +302,7 @@
     <w:r>
       <w:tab/>
       <w:tab/>
-      <w:t>2026-03-28</w:t>
+      <w:t>2026-03-29</w:t>
       <w:br/>
       <w:br/>
     </w:r>

--- a/tillsyn/A 199-2026 tillsynsbegäran.docx
+++ b/tillsyn/A 199-2026 tillsynsbegäran.docx
@@ -302,7 +302,7 @@
     <w:r>
       <w:tab/>
       <w:tab/>
-      <w:t>2026-03-29</w:t>
+      <w:t>2026-03-30</w:t>
       <w:br/>
       <w:br/>
     </w:r>

--- a/tillsyn/A 199-2026 tillsynsbegäran.docx
+++ b/tillsyn/A 199-2026 tillsynsbegäran.docx
@@ -302,7 +302,7 @@
     <w:r>
       <w:tab/>
       <w:tab/>
-      <w:t>2026-03-30</w:t>
+      <w:t>2026-03-31</w:t>
       <w:br/>
       <w:br/>
     </w:r>

--- a/tillsyn/A 199-2026 tillsynsbegäran.docx
+++ b/tillsyn/A 199-2026 tillsynsbegäran.docx
@@ -302,7 +302,7 @@
     <w:r>
       <w:tab/>
       <w:tab/>
-      <w:t>2026-03-31</w:t>
+      <w:t>2026-04-01</w:t>
       <w:br/>
       <w:br/>
     </w:r>

--- a/tillsyn/A 199-2026 tillsynsbegäran.docx
+++ b/tillsyn/A 199-2026 tillsynsbegäran.docx
@@ -302,7 +302,7 @@
     <w:r>
       <w:tab/>
       <w:tab/>
-      <w:t>2026-04-01</w:t>
+      <w:t>2026-04-02</w:t>
       <w:br/>
       <w:br/>
     </w:r>

--- a/tillsyn/A 199-2026 tillsynsbegäran.docx
+++ b/tillsyn/A 199-2026 tillsynsbegäran.docx
@@ -302,7 +302,7 @@
     <w:r>
       <w:tab/>
       <w:tab/>
-      <w:t>2026-04-02</w:t>
+      <w:t>2026-04-03</w:t>
       <w:br/>
       <w:br/>
     </w:r>

--- a/tillsyn/A 199-2026 tillsynsbegäran.docx
+++ b/tillsyn/A 199-2026 tillsynsbegäran.docx
@@ -302,7 +302,7 @@
     <w:r>
       <w:tab/>
       <w:tab/>
-      <w:t>2026-04-03</w:t>
+      <w:t>2026-04-04</w:t>
       <w:br/>
       <w:br/>
     </w:r>

--- a/tillsyn/A 199-2026 tillsynsbegäran.docx
+++ b/tillsyn/A 199-2026 tillsynsbegäran.docx
@@ -302,7 +302,7 @@
     <w:r>
       <w:tab/>
       <w:tab/>
-      <w:t>2026-04-04</w:t>
+      <w:t>2026-04-05</w:t>
       <w:br/>
       <w:br/>
     </w:r>

--- a/tillsyn/A 199-2026 tillsynsbegäran.docx
+++ b/tillsyn/A 199-2026 tillsynsbegäran.docx
@@ -302,7 +302,7 @@
     <w:r>
       <w:tab/>
       <w:tab/>
-      <w:t>2026-04-05</w:t>
+      <w:t>2026-04-06</w:t>
       <w:br/>
       <w:br/>
     </w:r>

--- a/tillsyn/A 199-2026 tillsynsbegäran.docx
+++ b/tillsyn/A 199-2026 tillsynsbegäran.docx
@@ -146,10 +146,10 @@
         <w:rPr>
           <w:b/>
         </w:rPr>
-        <w:t xml:space="preserve">Skrovlig taggsvamp (NT) </w:t>
+        <w:t xml:space="preserve">Skrovlig taggsvamp (VU) </w:t>
       </w:r>
       <w:r>
-        <w:t>bildar mykorrhiza med tall i äldre tallskog, framför allt på tallhed. Den växer huvudsakligen i äldre barrskog som hotas av slutavverkning. Genom att äldre barrskogar och naturskogar blir allt sällsyntare, missgynnas arten av skogsbruk. Arten ingår i ett åtgärdsprogram för hotade arter (ÅGP) och en långsiktig tillgång till svampens värdträd behöver säkras genom att växtplatserna undantas från avverkning. Skrovlig taggsvamp är globalt rödlistad som nära hotad (NT) vilket innebär att Sverige har ett internationellt ansvar för arten (IUCN, 2025; SLU Artdatabanken, 2024; Nitare, 2006).</w:t>
+        <w:t>bildar mykorrhiza med tall i äldre tallskog, framför allt på tallhed. Den växer huvudsakligen i äldre barrskog som hotas av slutavverkning. Genom att äldre barrskogar och naturskogar blir allt sällsyntare, missgynnas arten av skogsbruk. Arten ingår i ett åtgärdsprogram för hotade arter (ÅGP) och en långsiktig tillgång till svampens värdträd behöver säkras genom att växtplatserna undantas från avverkning. Skrovlig taggsvamp är globalt rödlistad som nära hotad (NT) vilket innebär att Sverige har ett internationellt ansvar för arten (IUCN, 2025; SLU Artdatabanken, 2026; Nitare, 2006).</w:t>
       </w:r>
     </w:p>
     <w:p>
@@ -302,7 +302,7 @@
     <w:r>
       <w:tab/>
       <w:tab/>
-      <w:t>2026-04-06</w:t>
+      <w:t>2026-04-07</w:t>
       <w:br/>
       <w:br/>
     </w:r>

--- a/tillsyn/A 199-2026 tillsynsbegäran.docx
+++ b/tillsyn/A 199-2026 tillsynsbegäran.docx
@@ -302,7 +302,7 @@
     <w:r>
       <w:tab/>
       <w:tab/>
-      <w:t>2026-04-07</w:t>
+      <w:t>2026-04-08</w:t>
       <w:br/>
       <w:br/>
     </w:r>

--- a/tillsyn/A 199-2026 tillsynsbegäran.docx
+++ b/tillsyn/A 199-2026 tillsynsbegäran.docx
@@ -302,7 +302,7 @@
     <w:r>
       <w:tab/>
       <w:tab/>
-      <w:t>2026-04-08</w:t>
+      <w:t>2026-04-09</w:t>
       <w:br/>
       <w:br/>
     </w:r>

--- a/tillsyn/A 199-2026 tillsynsbegäran.docx
+++ b/tillsyn/A 199-2026 tillsynsbegäran.docx
@@ -302,7 +302,7 @@
     <w:r>
       <w:tab/>
       <w:tab/>
-      <w:t>2026-04-09</w:t>
+      <w:t>2026-04-10</w:t>
       <w:br/>
       <w:br/>
     </w:r>

--- a/tillsyn/A 199-2026 tillsynsbegäran.docx
+++ b/tillsyn/A 199-2026 tillsynsbegäran.docx
@@ -302,7 +302,7 @@
     <w:r>
       <w:tab/>
       <w:tab/>
-      <w:t>2026-04-10</w:t>
+      <w:t>2026-04-11</w:t>
       <w:br/>
       <w:br/>
     </w:r>

--- a/tillsyn/A 199-2026 tillsynsbegäran.docx
+++ b/tillsyn/A 199-2026 tillsynsbegäran.docx
@@ -302,7 +302,7 @@
     <w:r>
       <w:tab/>
       <w:tab/>
-      <w:t>2026-04-14</w:t>
+      <w:t>2026-04-15</w:t>
       <w:br/>
       <w:br/>
     </w:r>

--- a/tillsyn/A 199-2026 tillsynsbegäran.docx
+++ b/tillsyn/A 199-2026 tillsynsbegäran.docx
@@ -302,7 +302,7 @@
     <w:r>
       <w:tab/>
       <w:tab/>
-      <w:t>2026-04-15</w:t>
+      <w:t>2026-04-16</w:t>
       <w:br/>
       <w:br/>
     </w:r>

--- a/tillsyn/A 199-2026 tillsynsbegäran.docx
+++ b/tillsyn/A 199-2026 tillsynsbegäran.docx
@@ -302,7 +302,7 @@
     <w:r>
       <w:tab/>
       <w:tab/>
-      <w:t>2026-04-16</w:t>
+      <w:t>2026-04-17</w:t>
       <w:br/>
       <w:br/>
     </w:r>

--- a/tillsyn/A 199-2026 tillsynsbegäran.docx
+++ b/tillsyn/A 199-2026 tillsynsbegäran.docx
@@ -302,7 +302,7 @@
     <w:r>
       <w:tab/>
       <w:tab/>
-      <w:t>2026-04-17</w:t>
+      <w:t>2026-04-18</w:t>
       <w:br/>
       <w:br/>
     </w:r>

--- a/tillsyn/A 199-2026 tillsynsbegäran.docx
+++ b/tillsyn/A 199-2026 tillsynsbegäran.docx
@@ -302,7 +302,7 @@
     <w:r>
       <w:tab/>
       <w:tab/>
-      <w:t>2026-04-18</w:t>
+      <w:t>2026-04-19</w:t>
       <w:br/>
       <w:br/>
     </w:r>

--- a/tillsyn/A 199-2026 tillsynsbegäran.docx
+++ b/tillsyn/A 199-2026 tillsynsbegäran.docx
@@ -302,7 +302,7 @@
     <w:r>
       <w:tab/>
       <w:tab/>
-      <w:t>2026-04-19</w:t>
+      <w:t>2026-04-20</w:t>
       <w:br/>
       <w:br/>
     </w:r>

--- a/tillsyn/A 199-2026 tillsynsbegäran.docx
+++ b/tillsyn/A 199-2026 tillsynsbegäran.docx
@@ -302,7 +302,7 @@
     <w:r>
       <w:tab/>
       <w:tab/>
-      <w:t>2026-04-20</w:t>
+      <w:t>2026-04-21</w:t>
       <w:br/>
       <w:br/>
     </w:r>

--- a/tillsyn/A 199-2026 tillsynsbegäran.docx
+++ b/tillsyn/A 199-2026 tillsynsbegäran.docx
@@ -302,7 +302,7 @@
     <w:r>
       <w:tab/>
       <w:tab/>
-      <w:t>2026-04-21</w:t>
+      <w:t>2026-04-22</w:t>
       <w:br/>
       <w:br/>
     </w:r>

--- a/tillsyn/A 199-2026 tillsynsbegäran.docx
+++ b/tillsyn/A 199-2026 tillsynsbegäran.docx
@@ -302,7 +302,7 @@
     <w:r>
       <w:tab/>
       <w:tab/>
-      <w:t>2026-04-22</w:t>
+      <w:t>2026-04-23</w:t>
       <w:br/>
       <w:br/>
     </w:r>

--- a/tillsyn/A 199-2026 tillsynsbegäran.docx
+++ b/tillsyn/A 199-2026 tillsynsbegäran.docx
@@ -302,7 +302,7 @@
     <w:r>
       <w:tab/>
       <w:tab/>
-      <w:t>2026-04-23</w:t>
+      <w:t>2026-04-24</w:t>
       <w:br/>
       <w:br/>
     </w:r>

--- a/tillsyn/A 199-2026 tillsynsbegäran.docx
+++ b/tillsyn/A 199-2026 tillsynsbegäran.docx
@@ -302,7 +302,7 @@
     <w:r>
       <w:tab/>
       <w:tab/>
-      <w:t>2026-04-24</w:t>
+      <w:t>2026-04-25</w:t>
       <w:br/>
       <w:br/>
     </w:r>

--- a/tillsyn/A 199-2026 tillsynsbegäran.docx
+++ b/tillsyn/A 199-2026 tillsynsbegäran.docx
@@ -302,7 +302,7 @@
     <w:r>
       <w:tab/>
       <w:tab/>
-      <w:t>2026-04-25</w:t>
+      <w:t>2026-04-26</w:t>
       <w:br/>
       <w:br/>
     </w:r>

--- a/tillsyn/A 199-2026 tillsynsbegäran.docx
+++ b/tillsyn/A 199-2026 tillsynsbegäran.docx
@@ -302,7 +302,7 @@
     <w:r>
       <w:tab/>
       <w:tab/>
-      <w:t>2026-04-26</w:t>
+      <w:t>2026-04-27</w:t>
       <w:br/>
       <w:br/>
     </w:r>

--- a/tillsyn/A 199-2026 tillsynsbegäran.docx
+++ b/tillsyn/A 199-2026 tillsynsbegäran.docx
@@ -302,7 +302,7 @@
     <w:r>
       <w:tab/>
       <w:tab/>
-      <w:t>2026-04-27</w:t>
+      <w:t>2026-04-28</w:t>
       <w:br/>
       <w:br/>
     </w:r>

--- a/tillsyn/A 199-2026 tillsynsbegäran.docx
+++ b/tillsyn/A 199-2026 tillsynsbegäran.docx
@@ -302,7 +302,7 @@
     <w:r>
       <w:tab/>
       <w:tab/>
-      <w:t>2026-04-28</w:t>
+      <w:t>2026-04-29</w:t>
       <w:br/>
       <w:br/>
     </w:r>

--- a/tillsyn/A 199-2026 tillsynsbegäran.docx
+++ b/tillsyn/A 199-2026 tillsynsbegäran.docx
@@ -302,7 +302,7 @@
     <w:r>
       <w:tab/>
       <w:tab/>
-      <w:t>2026-04-29</w:t>
+      <w:t>2026-04-30</w:t>
       <w:br/>
       <w:br/>
     </w:r>

--- a/tillsyn/A 199-2026 tillsynsbegäran.docx
+++ b/tillsyn/A 199-2026 tillsynsbegäran.docx
@@ -302,7 +302,7 @@
     <w:r>
       <w:tab/>
       <w:tab/>
-      <w:t>2026-04-30</w:t>
+      <w:t>2026-05-01</w:t>
       <w:br/>
       <w:br/>
     </w:r>

--- a/tillsyn/A 199-2026 tillsynsbegäran.docx
+++ b/tillsyn/A 199-2026 tillsynsbegäran.docx
@@ -302,7 +302,7 @@
     <w:r>
       <w:tab/>
       <w:tab/>
-      <w:t>2026-05-01</w:t>
+      <w:t>2026-05-02</w:t>
       <w:br/>
       <w:br/>
     </w:r>

--- a/tillsyn/A 199-2026 tillsynsbegäran.docx
+++ b/tillsyn/A 199-2026 tillsynsbegäran.docx
@@ -302,7 +302,7 @@
     <w:r>
       <w:tab/>
       <w:tab/>
-      <w:t>2026-05-02</w:t>
+      <w:t>2026-05-03</w:t>
       <w:br/>
       <w:br/>
     </w:r>

--- a/tillsyn/A 199-2026 tillsynsbegäran.docx
+++ b/tillsyn/A 199-2026 tillsynsbegäran.docx
@@ -302,7 +302,7 @@
     <w:r>
       <w:tab/>
       <w:tab/>
-      <w:t>2026-05-03</w:t>
+      <w:t>2026-05-04</w:t>
       <w:br/>
       <w:br/>
     </w:r>

--- a/tillsyn/A 199-2026 tillsynsbegäran.docx
+++ b/tillsyn/A 199-2026 tillsynsbegäran.docx
@@ -302,7 +302,7 @@
     <w:r>
       <w:tab/>
       <w:tab/>
-      <w:t>2026-05-04</w:t>
+      <w:t>2026-05-05</w:t>
       <w:br/>
       <w:br/>
     </w:r>

--- a/tillsyn/A 199-2026 tillsynsbegäran.docx
+++ b/tillsyn/A 199-2026 tillsynsbegäran.docx
@@ -302,7 +302,7 @@
     <w:r>
       <w:tab/>
       <w:tab/>
-      <w:t>2026-05-05</w:t>
+      <w:t>2026-05-06</w:t>
       <w:br/>
       <w:br/>
     </w:r>

--- a/tillsyn/A 199-2026 tillsynsbegäran.docx
+++ b/tillsyn/A 199-2026 tillsynsbegäran.docx
@@ -302,7 +302,7 @@
     <w:r>
       <w:tab/>
       <w:tab/>
-      <w:t>2026-05-06</w:t>
+      <w:t>2026-05-07</w:t>
       <w:br/>
       <w:br/>
     </w:r>

--- a/tillsyn/A 199-2026 tillsynsbegäran.docx
+++ b/tillsyn/A 199-2026 tillsynsbegäran.docx
@@ -302,7 +302,7 @@
     <w:r>
       <w:tab/>
       <w:tab/>
-      <w:t>2026-05-07</w:t>
+      <w:t>2026-05-08</w:t>
       <w:br/>
       <w:br/>
     </w:r>

--- a/tillsyn/A 199-2026 tillsynsbegäran.docx
+++ b/tillsyn/A 199-2026 tillsynsbegäran.docx
@@ -302,7 +302,7 @@
     <w:r>
       <w:tab/>
       <w:tab/>
-      <w:t>2026-05-08</w:t>
+      <w:t>2026-05-09</w:t>
       <w:br/>
       <w:br/>
     </w:r>

--- a/tillsyn/A 199-2026 tillsynsbegäran.docx
+++ b/tillsyn/A 199-2026 tillsynsbegäran.docx
@@ -302,7 +302,7 @@
     <w:r>
       <w:tab/>
       <w:tab/>
-      <w:t>2026-05-09</w:t>
+      <w:t>2026-05-10</w:t>
       <w:br/>
       <w:br/>
     </w:r>

--- a/tillsyn/A 199-2026 tillsynsbegäran.docx
+++ b/tillsyn/A 199-2026 tillsynsbegäran.docx
@@ -302,7 +302,7 @@
     <w:r>
       <w:tab/>
       <w:tab/>
-      <w:t>2026-05-10</w:t>
+      <w:t>2026-05-11</w:t>
       <w:br/>
       <w:br/>
     </w:r>

--- a/tillsyn/A 199-2026 tillsynsbegäran.docx
+++ b/tillsyn/A 199-2026 tillsynsbegäran.docx
@@ -302,7 +302,7 @@
     <w:r>
       <w:tab/>
       <w:tab/>
-      <w:t>2026-05-11</w:t>
+      <w:t>2026-05-12</w:t>
       <w:br/>
       <w:br/>
     </w:r>

--- a/tillsyn/A 199-2026 tillsynsbegäran.docx
+++ b/tillsyn/A 199-2026 tillsynsbegäran.docx
@@ -302,7 +302,7 @@
     <w:r>
       <w:tab/>
       <w:tab/>
-      <w:t>2026-05-12</w:t>
+      <w:t>2026-05-13</w:t>
       <w:br/>
       <w:br/>
     </w:r>

--- a/tillsyn/A 199-2026 tillsynsbegäran.docx
+++ b/tillsyn/A 199-2026 tillsynsbegäran.docx
@@ -302,7 +302,7 @@
     <w:r>
       <w:tab/>
       <w:tab/>
-      <w:t>2026-05-13</w:t>
+      <w:t>2026-05-16</w:t>
       <w:br/>
       <w:br/>
     </w:r>
